--- a/pr-preview/pr-95/bootstrap-handout-tracked-changes.docx
+++ b/pr-preview/pr-95/bootstrap-handout-tracked-changes.docx
@@ -16,7 +16,7 @@
       </w:pPr>
       <w:del w:id="1" w:author="PR Preview" w:date="2026-01-01T00:00:00Z">
         <w:r>
-          <w:delText xml:space="preserve">Last modified: 2026-10-08 18:31:00 (PDT)</w:delText>
+          <w:delText xml:space="preserve">Last modified: 2026-10-08 23:15:22 (PDT)</w:delText>
         </w:r>
       </w:del>
     </w:p>
@@ -26,7 +26,7 @@
       </w:pPr>
       <w:ins w:id="2" w:author="PR Preview" w:date="2026-01-01T00:00:00Z">
         <w:r>
-          <w:t xml:space="preserve">Last modified: 2026-10-08 19:32:38 (PDT)</w:t>
+          <w:t xml:space="preserve">Last modified: 2026-10-09 01:12:45 (PDT)</w:t>
         </w:r>
       </w:ins>
     </w:p>

--- a/pr-preview/pr-95/bootstrap-handout-tracked-changes.docx
+++ b/pr-preview/pr-95/bootstrap-handout-tracked-changes.docx
@@ -16,7 +16,7 @@
       </w:pPr>
       <w:del w:id="1" w:author="PR Preview" w:date="2026-01-01T00:00:00Z">
         <w:r>
-          <w:delText xml:space="preserve">Last modified: 2026-10-08 23:15:22 (PDT)</w:delText>
+          <w:delText xml:space="preserve">Last modified: 2026-10-09 13:41:56 (PDT)</w:delText>
         </w:r>
       </w:del>
     </w:p>
@@ -26,7 +26,7 @@
       </w:pPr>
       <w:ins w:id="2" w:author="PR Preview" w:date="2026-01-01T00:00:00Z">
         <w:r>
-          <w:t xml:space="preserve">Last modified: 2026-10-09 01:12:45 (PDT)</w:t>
+          <w:t xml:space="preserve">Last modified: 2026-10-09 16:39:05 (PDT)</w:t>
         </w:r>
       </w:ins>
     </w:p>
@@ -4828,90 +4828,112 @@
       <w:r>
         <w:t xml:space="preserve">If exactly half were below,</w:t>
       </w:r>
-      <w:r>
-        <w:t xml:space="preserve"> </w:t>
-      </w:r>
-      <m:oMath>
-        <m:sSub>
-          <m:e>
-            <m:acc>
-              <m:accPr>
-                <m:chr m:val="̂"/>
-              </m:accPr>
-              <m:e>
-                <m:r>
-                  <m:t>z</m:t>
-                </m:r>
-              </m:e>
-            </m:acc>
-          </m:e>
-          <m:sub>
-            <m:r>
-              <m:t>0</m:t>
-            </m:r>
-          </m:sub>
-        </m:sSub>
-        <m:r>
-          <m:rPr>
-            <m:sty m:val="p"/>
-          </m:rPr>
-          <m:t>=</m:t>
-        </m:r>
-        <m:sSup>
-          <m:e>
-            <m:r>
-              <m:rPr>
-                <m:sty m:val="p"/>
-              </m:rPr>
-              <m:t>Φ</m:t>
-            </m:r>
-          </m:e>
-          <m:sup>
-            <m:r>
-              <m:rPr>
-                <m:sty m:val="p"/>
-              </m:rPr>
-              <m:t>−</m:t>
-            </m:r>
-            <m:r>
-              <m:t>1</m:t>
-            </m:r>
-          </m:sup>
-        </m:sSup>
-        <m:r>
-          <m:rPr>
-            <m:sty m:val="p"/>
-          </m:rPr>
-          <m:t>(</m:t>
-        </m:r>
-        <m:r>
-          <m:t>0.5</m:t>
-        </m:r>
-        <m:r>
-          <m:rPr>
-            <m:sty m:val="p"/>
-          </m:rPr>
-          <m:t>)</m:t>
-        </m:r>
-        <m:r>
-          <m:rPr>
-            <m:sty m:val="p"/>
-          </m:rPr>
-          <m:t>=</m:t>
-        </m:r>
-        <m:r>
-          <m:t>0</m:t>
-        </m:r>
-      </m:oMath>
-      <w:r>
-        <w:t xml:space="preserve">.</w:t>
-      </w:r>
+    </w:p>
+    <w:p>
+      <w:pPr>
+        <w:pStyle w:val="BodyText"/>
+      </w:pPr>
+      <m:oMathPara>
+        <m:oMathParaPr>
+          <m:jc m:val="center"/>
+        </m:oMathParaPr>
+        <m:oMath>
+          <m:eqArr>
+            <m:e>
+              <m:sSub>
+                <m:e>
+                  <m:acc>
+                    <m:accPr>
+                      <m:chr m:val="̂"/>
+                    </m:accPr>
+                    <m:e>
+                      <m:r>
+                        <m:t>z</m:t>
+                      </m:r>
+                    </m:e>
+                  </m:acc>
+                </m:e>
+                <m:sub>
+                  <m:r>
+                    <m:t>0</m:t>
+                  </m:r>
+                </m:sub>
+              </m:sSub>
+              <m:r>
+                <m:t>&amp;</m:t>
+              </m:r>
+              <m:r>
+                <m:rPr>
+                  <m:sty m:val="p"/>
+                </m:rPr>
+                <m:t>=</m:t>
+              </m:r>
+              <m:sSup>
+                <m:e>
+                  <m:r>
+                    <m:rPr>
+                      <m:sty m:val="p"/>
+                    </m:rPr>
+                    <m:t>Φ</m:t>
+                  </m:r>
+                </m:e>
+                <m:sup>
+                  <m:r>
+                    <m:rPr>
+                      <m:sty m:val="p"/>
+                    </m:rPr>
+                    <m:t>−</m:t>
+                  </m:r>
+                  <m:r>
+                    <m:t>1</m:t>
+                  </m:r>
+                </m:sup>
+              </m:sSup>
+              <m:r>
+                <m:rPr>
+                  <m:sty m:val="p"/>
+                </m:rPr>
+                <m:t>(</m:t>
+              </m:r>
+              <m:r>
+                <m:t>0.5</m:t>
+              </m:r>
+              <m:r>
+                <m:rPr>
+                  <m:sty m:val="p"/>
+                </m:rPr>
+                <m:t>)</m:t>
+              </m:r>
+            </m:e>
+            <m:e>
+              <m:r>
+                <m:t>&amp;</m:t>
+              </m:r>
+              <m:r>
+                <m:rPr>
+                  <m:sty m:val="p"/>
+                </m:rPr>
+                <m:t>=</m:t>
+              </m:r>
+              <m:r>
+                <m:t>0</m:t>
+              </m:r>
+              <m:r>
+                <m:rPr>
+                  <m:sty m:val="p"/>
+                </m:rPr>
+                <m:t>.</m:t>
+              </m:r>
+            </m:e>
+          </m:eqArr>
+        </m:oMath>
+      </m:oMathPara>
     </w:p>
     <w:bookmarkEnd w:id="36"/>
     <w:bookmarkStart w:id="37" w:name="def-bca-acceleration"/>
     <w:p>
       <w:pPr>
-        <w:pStyle w:val="BodyText"/>
+        <w:pStyle w:val="FirstParagraph"/>
       </w:pPr>
       <w:r>
         <w:rPr>
@@ -8256,106 +8278,355 @@
       </w:r>
       <w:r>
         <w:rPr>
+          <w:rStyle w:val="NormalTok"/>
+        </w:rPr>
+        <w:t xml:space="preserve">parameters</w:t>
+      </w:r>
+      <w:r>
+        <w:rPr>
+          <w:rStyle w:val="SpecialCharTok"/>
+        </w:rPr>
+        <w:t xml:space="preserve">::</w:t>
+      </w:r>
+      <w:r>
+        <w:rPr>
           <w:rStyle w:val="FunctionTok"/>
         </w:rPr>
-        <w:t xml:space="preserve">summary</w:t>
-      </w:r>
-      <w:r>
-        <w:rPr>
-          <w:rStyle w:val="NormalTok"/>
-        </w:rPr>
-        <w:t xml:space="preserve">(fit_sbp_age)</w:t>
+        <w:t xml:space="preserve">parameters</w:t>
+      </w:r>
+      <w:r>
+        <w:rPr>
+          <w:rStyle w:val="NormalTok"/>
+        </w:rPr>
+        <w:t xml:space="preserve">(fit_sbp_age) </w:t>
       </w:r>
       <w:r>
         <w:rPr>
           <w:rStyle w:val="SpecialCharTok"/>
         </w:rPr>
-        <w:t xml:space="preserve">$</w:t>
-      </w:r>
-      <w:r>
-        <w:rPr>
-          <w:rStyle w:val="NormalTok"/>
-        </w:rPr>
-        <w:t xml:space="preserve">coefficients[</w:t>
-      </w:r>
-      <w:r>
-        <w:rPr>
-          <w:rStyle w:val="StringTok"/>
-        </w:rPr>
-        <w:t xml:space="preserve">"age"</w:t>
-      </w:r>
-      <w:r>
-        <w:rPr>
-          <w:rStyle w:val="NormalTok"/>
-        </w:rPr>
-        <w:t xml:space="preserve">, ]</w:t>
+        <w:t xml:space="preserve">|&gt;</w:t>
       </w:r>
       <w:r>
         <w:br/>
       </w:r>
       <w:r>
         <w:rPr>
-          <w:rStyle w:val="CommentTok"/>
-        </w:rPr>
-        <w:t xml:space="preserve">#&gt;    Estimate  Std. Error     t value    Pr(&gt;|t|) </w:t>
-      </w:r>
-      <w:r>
-        <w:br/>
-      </w:r>
-      <w:r>
-        <w:rPr>
-          <w:rStyle w:val="CommentTok"/>
-        </w:rPr>
-        <w:t xml:space="preserve">#&gt; 4.71728e-01 5.36838e-02 8.78716e+00 2.64196e-18</w:t>
-      </w:r>
-      <w:r>
-        <w:br/>
+          <w:rStyle w:val="NormalTok"/>
+        </w:rPr>
+        <w:t xml:space="preserve">  parameters</w:t>
+      </w:r>
+      <w:r>
+        <w:rPr>
+          <w:rStyle w:val="SpecialCharTok"/>
+        </w:rPr>
+        <w:t xml:space="preserve">::</w:t>
       </w:r>
       <w:r>
         <w:rPr>
           <w:rStyle w:val="FunctionTok"/>
         </w:rPr>
-        <w:t xml:space="preserve">confint</w:t>
-      </w:r>
-      <w:r>
-        <w:rPr>
-          <w:rStyle w:val="NormalTok"/>
-        </w:rPr>
-        <w:t xml:space="preserve">(fit_sbp_age)[</w:t>
-      </w:r>
-      <w:r>
-        <w:rPr>
-          <w:rStyle w:val="StringTok"/>
-        </w:rPr>
-        <w:t xml:space="preserve">"age"</w:t>
-      </w:r>
-      <w:r>
-        <w:rPr>
-          <w:rStyle w:val="NormalTok"/>
-        </w:rPr>
-        <w:t xml:space="preserve">, ]</w:t>
-      </w:r>
-      <w:r>
-        <w:br/>
-      </w:r>
-      <w:r>
-        <w:rPr>
-          <w:rStyle w:val="CommentTok"/>
-        </w:rPr>
-        <w:t xml:space="preserve">#&gt;    2.5 %   97.5 % </w:t>
-      </w:r>
-      <w:r>
-        <w:br/>
-      </w:r>
-      <w:r>
-        <w:rPr>
-          <w:rStyle w:val="CommentTok"/>
-        </w:rPr>
-        <w:t xml:space="preserve">#&gt; 0.366464 0.576993</w:t>
-      </w:r>
-      <w:r>
-        <w:br/>
-      </w:r>
+        <w:t xml:space="preserve">print_md</w:t>
+      </w:r>
+      <w:r>
+        <w:rPr>
+          <w:rStyle w:val="NormalTok"/>
+        </w:rPr>
+        <w:t xml:space="preserve">(</w:t>
+      </w:r>
+      <w:r>
+        <w:rPr>
+          <w:rStyle w:val="AttributeTok"/>
+        </w:rPr>
+        <w:t xml:space="preserve">digits =</w:t>
+      </w:r>
+      <w:r>
+        <w:rPr>
+          <w:rStyle w:val="NormalTok"/>
+        </w:rPr>
+        <w:t xml:space="preserve"> </w:t>
+      </w:r>
+      <w:r>
+        <w:rPr>
+          <w:rStyle w:val="DecValTok"/>
+        </w:rPr>
+        <w:t xml:space="preserve">3</w:t>
+      </w:r>
+      <w:r>
+        <w:rPr>
+          <w:rStyle w:val="NormalTok"/>
+        </w:rPr>
+        <w:t xml:space="preserve">, </w:t>
+      </w:r>
+      <w:r>
+        <w:rPr>
+          <w:rStyle w:val="AttributeTok"/>
+        </w:rPr>
+        <w:t xml:space="preserve">ci_digits =</w:t>
+      </w:r>
+      <w:r>
+        <w:rPr>
+          <w:rStyle w:val="NormalTok"/>
+        </w:rPr>
+        <w:t xml:space="preserve"> </w:t>
+      </w:r>
+      <w:r>
+        <w:rPr>
+          <w:rStyle w:val="DecValTok"/>
+        </w:rPr>
+        <w:t xml:space="preserve">3</w:t>
+      </w:r>
+      <w:r>
+        <w:rPr>
+          <w:rStyle w:val="NormalTok"/>
+        </w:rPr>
+        <w:t xml:space="preserve">)</w:t>
+      </w:r>
+    </w:p>
+    <w:tbl>
+      <w:tblPr>
+        <w:tblStyle w:val="Table"/>
+        <w:tblW w:type="pct" w:w="5000"/>
+        <w:tblLayout w:type="fixed"/>
+        <w:tblLook w:firstRow="1" w:lastRow="0" w:firstColumn="0" w:lastColumn="0" w:noHBand="0" w:noVBand="0" w:val="0020"/>
+      </w:tblPr>
+      <w:tblGrid>
+        <w:gridCol w:w="1397"/>
+        <w:gridCol w:w="1514"/>
+        <w:gridCol w:w="815"/>
+        <w:gridCol w:w="2212"/>
+        <w:gridCol w:w="1048"/>
+        <w:gridCol w:w="931"/>
+      </w:tblGrid>
+      <w:tr>
+        <w:trPr>
+          <w:tblHeader w:val="on"/>
+        </w:trPr>
+        <w:tc>
+          <w:tcPr/>
+          <w:p>
+            <w:pPr>
+              <w:pStyle w:val="Compact"/>
+              <w:jc w:val="left"/>
+            </w:pPr>
+            <w:r>
+              <w:t xml:space="preserve">Parameter</w:t>
+            </w:r>
+          </w:p>
+        </w:tc>
+        <w:tc>
+          <w:tcPr/>
+          <w:p>
+            <w:pPr>
+              <w:pStyle w:val="Compact"/>
+              <w:jc w:val="center"/>
+            </w:pPr>
+            <w:r>
+              <w:t xml:space="preserve">Coefficient</w:t>
+            </w:r>
+          </w:p>
+        </w:tc>
+        <w:tc>
+          <w:tcPr/>
+          <w:p>
+            <w:pPr>
+              <w:pStyle w:val="Compact"/>
+              <w:jc w:val="center"/>
+            </w:pPr>
+            <w:r>
+              <w:t xml:space="preserve">SE</w:t>
+            </w:r>
+          </w:p>
+        </w:tc>
+        <w:tc>
+          <w:tcPr/>
+          <w:p>
+            <w:pPr>
+              <w:pStyle w:val="Compact"/>
+              <w:jc w:val="center"/>
+            </w:pPr>
+            <w:r>
+              <w:t xml:space="preserve">95% CI</w:t>
+            </w:r>
+          </w:p>
+        </w:tc>
+        <w:tc>
+          <w:tcPr/>
+          <w:p>
+            <w:pPr>
+              <w:pStyle w:val="Compact"/>
+              <w:jc w:val="center"/>
+            </w:pPr>
+            <w:r>
+              <w:t xml:space="preserve">t(2761)</w:t>
+            </w:r>
+          </w:p>
+        </w:tc>
+        <w:tc>
+          <w:tcPr/>
+          <w:p>
+            <w:pPr>
+              <w:pStyle w:val="Compact"/>
+              <w:jc w:val="center"/>
+            </w:pPr>
+            <w:r>
+              <w:t xml:space="preserve">p</w:t>
+            </w:r>
+          </w:p>
+        </w:tc>
+      </w:tr>
+      <w:tr>
+        <w:tc>
+          <w:tcPr/>
+          <w:p>
+            <w:pPr>
+              <w:pStyle w:val="Compact"/>
+              <w:jc w:val="left"/>
+            </w:pPr>
+            <w:r>
+              <w:t xml:space="preserve">(Intercept)</w:t>
+            </w:r>
+          </w:p>
+        </w:tc>
+        <w:tc>
+          <w:tcPr/>
+          <w:p>
+            <w:pPr>
+              <w:pStyle w:val="Compact"/>
+              <w:jc w:val="center"/>
+            </w:pPr>
+            <w:r>
+              <w:t xml:space="preserve">103.629</w:t>
+            </w:r>
+          </w:p>
+        </w:tc>
+        <w:tc>
+          <w:tcPr/>
+          <w:p>
+            <w:pPr>
+              <w:pStyle w:val="Compact"/>
+              <w:jc w:val="center"/>
+            </w:pPr>
+            <w:r>
+              <w:t xml:space="preserve">3.596</w:t>
+            </w:r>
+          </w:p>
+        </w:tc>
+        <w:tc>
+          <w:tcPr/>
+          <w:p>
+            <w:pPr>
+              <w:pStyle w:val="Compact"/>
+              <w:jc w:val="center"/>
+            </w:pPr>
+            <w:r>
+              <w:t xml:space="preserve">(96.579, 110.680)</w:t>
+            </w:r>
+          </w:p>
+        </w:tc>
+        <w:tc>
+          <w:tcPr/>
+          <w:p>
+            <w:pPr>
+              <w:pStyle w:val="Compact"/>
+              <w:jc w:val="center"/>
+            </w:pPr>
+            <w:r>
+              <w:t xml:space="preserve">28.820</w:t>
+            </w:r>
+          </w:p>
+        </w:tc>
+        <w:tc>
+          <w:tcPr/>
+          <w:p>
+            <w:pPr>
+              <w:pStyle w:val="Compact"/>
+              <w:jc w:val="center"/>
+            </w:pPr>
+            <w:r>
+              <w:t xml:space="preserve">&lt; .001</w:t>
+            </w:r>
+          </w:p>
+        </w:tc>
+      </w:tr>
+      <w:tr>
+        <w:tc>
+          <w:tcPr/>
+          <w:p>
+            <w:pPr>
+              <w:pStyle w:val="Compact"/>
+              <w:jc w:val="left"/>
+            </w:pPr>
+            <w:r>
+              <w:t xml:space="preserve">age</w:t>
+            </w:r>
+          </w:p>
+        </w:tc>
+        <w:tc>
+          <w:tcPr/>
+          <w:p>
+            <w:pPr>
+              <w:pStyle w:val="Compact"/>
+              <w:jc w:val="center"/>
+            </w:pPr>
+            <w:r>
+              <w:t xml:space="preserve">0.472</w:t>
+            </w:r>
+          </w:p>
+        </w:tc>
+        <w:tc>
+          <w:tcPr/>
+          <w:p>
+            <w:pPr>
+              <w:pStyle w:val="Compact"/>
+              <w:jc w:val="center"/>
+            </w:pPr>
+            <w:r>
+              <w:t xml:space="preserve">0.054</w:t>
+            </w:r>
+          </w:p>
+        </w:tc>
+        <w:tc>
+          <w:tcPr/>
+          <w:p>
+            <w:pPr>
+              <w:pStyle w:val="Compact"/>
+              <w:jc w:val="center"/>
+            </w:pPr>
+            <w:r>
+              <w:t xml:space="preserve">(0.366, 0.577)</w:t>
+            </w:r>
+          </w:p>
+        </w:tc>
+        <w:tc>
+          <w:tcPr/>
+          <w:p>
+            <w:pPr>
+              <w:pStyle w:val="Compact"/>
+              <w:jc w:val="center"/>
+            </w:pPr>
+            <w:r>
+              <w:t xml:space="preserve">8.787</w:t>
+            </w:r>
+          </w:p>
+        </w:tc>
+        <w:tc>
+          <w:tcPr/>
+          <w:p>
+            <w:pPr>
+              <w:pStyle w:val="Compact"/>
+              <w:jc w:val="center"/>
+            </w:pPr>
+            <w:r>
+              <w:t xml:space="preserve">&lt; .001</w:t>
+            </w:r>
+          </w:p>
+        </w:tc>
+      </w:tr>
+    </w:tbl>
+    <w:p>
+      <w:pPr>
+        <w:pStyle w:val="SourceCode"/>
+      </w:pPr>
       <w:r>
         <w:rPr>
           <w:rStyle w:val="NormalTok"/>

--- a/pr-preview/pr-95/bootstrap-handout-tracked-changes.docx
+++ b/pr-preview/pr-95/bootstrap-handout-tracked-changes.docx
@@ -16,7 +16,7 @@
       </w:pPr>
       <w:del w:id="1" w:author="PR Preview" w:date="2026-01-01T00:00:00Z">
         <w:r>
-          <w:delText xml:space="preserve">Last modified: 2026-10-09 13:41:56 (PDT)</w:delText>
+          <w:delText xml:space="preserve">Last modified: 2026-10-16 00:14:28 (PDT)</w:delText>
         </w:r>
       </w:del>
     </w:p>
@@ -26,7 +26,7 @@
       </w:pPr>
       <w:ins w:id="2" w:author="PR Preview" w:date="2026-01-01T00:00:00Z">
         <w:r>
-          <w:t xml:space="preserve">Last modified: 2026-10-09 16:39:05 (PDT)</w:t>
+          <w:t xml:space="preserve">Last modified: 2026-10-16 00:09:51 (PDT)</w:t>
         </w:r>
       </w:ins>
     </w:p>
@@ -47,7 +47,24 @@
         <w:t xml:space="preserve"> </w:t>
       </w:r>
       <w:r>
-        <w:t xml:space="preserve">that does not need a formula for the sampling distribution of a statistic.</w:t>
+        <w:t xml:space="preserve">that does not need a formula for the</w:t>
+      </w:r>
+      <w:r>
+        <w:t xml:space="preserve"> </w:t>
+      </w:r>
+      <w:hyperlink r:id="rId9">
+        <w:r>
+          <w:rPr>
+            <w:rStyle w:val="Hyperlink"/>
+          </w:rPr>
+          <w:t xml:space="preserve">sampling distribution</w:t>
+        </w:r>
+      </w:hyperlink>
+      <w:r>
+        <w:t xml:space="preserve"> </w:t>
+      </w:r>
+      <w:r>
+        <w:t xml:space="preserve">of a statistic.</w:t>
       </w:r>
       <w:r>
         <w:t xml:space="preserve"> </w:t>
@@ -58,7 +75,7 @@
       <w:r>
         <w:t xml:space="preserve"> </w:t>
       </w:r>
-      <w:hyperlink r:id="rId9">
+      <w:hyperlink r:id="rId10">
         <w:r>
           <w:rPr>
             <w:rStyle w:val="Hyperlink"/>
@@ -85,7 +102,7 @@
         <w:t xml:space="preserve">, Section 3.6.</w:t>
       </w:r>
     </w:p>
-    <w:bookmarkStart w:id="11" w:name="the-hers-data"/>
+    <w:bookmarkStart w:id="12" w:name="the-hers-data"/>
     <w:p>
       <w:pPr>
         <w:pStyle w:val="Heading2"/>
@@ -110,7 +127,7 @@
       <w:r>
         <w:t xml:space="preserve"> </w:t>
       </w:r>
-      <w:hyperlink r:id="rId10">
+      <w:hyperlink r:id="rId11">
         <w:r>
           <w:rPr>
             <w:rStyle w:val="Hyperlink"/>
@@ -394,8 +411,8 @@
         <w:t xml:space="preserve">#&gt; #   SBP &lt;dbl&gt;, DBP &lt;dbl&gt;, age10 &lt;dbl&gt;</w:t>
       </w:r>
     </w:p>
-    <w:bookmarkEnd w:id="11"/>
-    <w:bookmarkStart w:id="48" w:name="sec-bootstrap-ci"/>
+    <w:bookmarkEnd w:id="12"/>
+    <w:bookmarkStart w:id="49" w:name="sec-bootstrap-ci"/>
     <w:p>
       <w:pPr>
         <w:pStyle w:val="Heading2"/>
@@ -404,7 +421,7 @@
         <w:t xml:space="preserve">2 Bootstrap confidence intervals</w:t>
       </w:r>
     </w:p>
-    <w:bookmarkStart w:id="12" w:name="sec-bootstrap-when"/>
+    <w:bookmarkStart w:id="13" w:name="sec-bootstrap-when"/>
     <w:p>
       <w:pPr>
         <w:pStyle w:val="Heading3"/>
@@ -430,7 +447,24 @@
         <w:t xml:space="preserve"> </w:t>
       </w:r>
       <w:r>
-        <w:t xml:space="preserve">estimates the sampling distribution of a statistic</w:t>
+        <w:t xml:space="preserve">estimates the</w:t>
+      </w:r>
+      <w:r>
+        <w:t xml:space="preserve"> </w:t>
+      </w:r>
+      <w:hyperlink r:id="rId9">
+        <w:r>
+          <w:rPr>
+            <w:rStyle w:val="Hyperlink"/>
+          </w:rPr>
+          <w:t xml:space="preserve">sampling distribution</w:t>
+        </w:r>
+      </w:hyperlink>
+      <w:r>
+        <w:t xml:space="preserve"> </w:t>
+      </w:r>
+      <w:r>
+        <w:t xml:space="preserve">of a statistic</w:t>
       </w:r>
       <w:r>
         <w:t xml:space="preserve"> </w:t>
@@ -508,8 +542,8 @@
         <w:t xml:space="preserve">badly enough that their confidence intervals would be unreliable.</w:t>
       </w:r>
     </w:p>
-    <w:bookmarkEnd w:id="12"/>
-    <w:bookmarkStart w:id="25" w:name="sec-bootstrap-procedure"/>
+    <w:bookmarkEnd w:id="13"/>
+    <w:bookmarkStart w:id="26" w:name="sec-bootstrap-procedure"/>
     <w:p>
       <w:pPr>
         <w:pStyle w:val="Heading3"/>
@@ -518,7 +552,7 @@
         <w:t xml:space="preserve">2.2 The bootstrap procedure</w:t>
       </w:r>
     </w:p>
-    <w:bookmarkStart w:id="13" w:name="def-bootstrap-sample"/>
+    <w:bookmarkStart w:id="14" w:name="def-bootstrap-sample"/>
     <w:p>
       <w:pPr>
         <w:pStyle w:val="FirstParagraph"/>
@@ -738,8 +772,8 @@
         <w:t xml:space="preserve">.</w:t>
       </w:r>
     </w:p>
-    <w:bookmarkEnd w:id="13"/>
-    <w:bookmarkStart w:id="14" w:name="rem-bootstrap-sample-repeats"/>
+    <w:bookmarkEnd w:id="14"/>
+    <w:bookmarkStart w:id="15" w:name="rem-bootstrap-sample-repeats"/>
     <w:p>
       <w:pPr>
         <w:pStyle w:val="BodyText"/>
@@ -837,8 +871,8 @@
         <w:t xml:space="preserve">.</w:t>
       </w:r>
     </w:p>
-    <w:bookmarkEnd w:id="14"/>
-    <w:bookmarkStart w:id="15" w:name="exm-bootstrap-sample-toy"/>
+    <w:bookmarkEnd w:id="15"/>
+    <w:bookmarkStart w:id="16" w:name="exm-bootstrap-sample-toy"/>
     <w:p>
       <w:pPr>
         <w:pStyle w:val="BodyText"/>
@@ -1176,8 +1210,8 @@
         <w:t xml:space="preserve">and others do not appear at all.</w:t>
       </w:r>
     </w:p>
-    <w:bookmarkEnd w:id="15"/>
-    <w:bookmarkStart w:id="16" w:name="def-bootstrap-distribution"/>
+    <w:bookmarkEnd w:id="16"/>
+    <w:bookmarkStart w:id="17" w:name="def-bootstrap-distribution"/>
     <w:p>
       <w:pPr>
         <w:pStyle w:val="BodyText"/>
@@ -1466,8 +1500,8 @@
         <w:t xml:space="preserve">.</w:t>
       </w:r>
     </w:p>
-    <w:bookmarkEnd w:id="16"/>
-    <w:bookmarkStart w:id="17" w:name="rem-bootstrap-distribution-role"/>
+    <w:bookmarkEnd w:id="17"/>
+    <w:bookmarkStart w:id="18" w:name="rem-bootstrap-distribution-role"/>
     <w:p>
       <w:pPr>
         <w:pStyle w:val="BodyText"/>
@@ -1483,8 +1517,19 @@
         <w:t xml:space="preserve"> (What the bootstrap distribution estimates). </w:t>
       </w:r>
       <w:r>
-        <w:t xml:space="preserve">The bootstrap distribution estimates the sampling distribution</w:t>
-      </w:r>
+        <w:t xml:space="preserve">The bootstrap distribution estimates the</w:t>
+      </w:r>
+      <w:r>
+        <w:t xml:space="preserve"> </w:t>
+      </w:r>
+      <w:hyperlink r:id="rId9">
+        <w:r>
+          <w:rPr>
+            <w:rStyle w:val="Hyperlink"/>
+          </w:rPr>
+          <w:t xml:space="preserve">sampling distribution</w:t>
+        </w:r>
+      </w:hyperlink>
       <w:r>
         <w:t xml:space="preserve"> </w:t>
       </w:r>
@@ -1528,8 +1573,8 @@
         <w:t xml:space="preserve">from the population.</w:t>
       </w:r>
     </w:p>
-    <w:bookmarkEnd w:id="17"/>
-    <w:bookmarkStart w:id="19" w:name="def-bootstrap-se"/>
+    <w:bookmarkEnd w:id="18"/>
+    <w:bookmarkStart w:id="20" w:name="def-bootstrap-se"/>
     <w:p>
       <w:pPr>
         <w:pStyle w:val="BodyText"/>
@@ -1731,7 +1776,7 @@
       <w:r>
         <w:t xml:space="preserve"> </w:t>
       </w:r>
-      <w:hyperlink r:id="rId18">
+      <w:hyperlink r:id="rId19">
         <w:r>
           <w:rPr>
             <w:rStyle w:val="Hyperlink"/>
@@ -1764,8 +1809,8 @@
         <w:t xml:space="preserve">.</w:t>
       </w:r>
     </w:p>
-    <w:bookmarkEnd w:id="19"/>
-    <w:bookmarkStart w:id="24" w:name="exm-bootstrap-distribution-toy"/>
+    <w:bookmarkEnd w:id="20"/>
+    <w:bookmarkStart w:id="25" w:name="exm-bootstrap-distribution-toy"/>
     <w:p>
       <w:pPr>
         <w:pStyle w:val="BodyText"/>
@@ -2717,7 +2762,7 @@
       <w:tr>
         <w:tc>
           <w:tcPr/>
-          <w:bookmarkStart w:id="23" w:name="fig-boot-dist-toy"/>
+          <w:bookmarkStart w:id="24" w:name="fig-boot-dist-toy"/>
           <w:p>
             <w:pPr>
               <w:pStyle w:val="SourceCode"/>
@@ -3090,18 +3135,18 @@
                 <wp:inline>
                   <wp:extent cx="4620126" cy="3696101"/>
                   <wp:effectExtent b="0" l="0" r="0" t="0"/>
-                  <wp:docPr descr="" title="" id="21" name="Picture"/>
+                  <wp:docPr descr="" title="" id="22" name="Picture"/>
                   <a:graphic>
                     <a:graphicData uri="http://schemas.openxmlformats.org/drawingml/2006/picture">
                       <pic:pic>
                         <pic:nvPicPr>
-                          <pic:cNvPr descr="bootstrap_files/figure-docx/unnamed-chunk-3-1.png" id="22" name="Picture"/>
+                          <pic:cNvPr descr="bootstrap_files/figure-docx/unnamed-chunk-3-1.png" id="23" name="Picture"/>
                           <pic:cNvPicPr>
                             <a:picLocks noChangeArrowheads="1" noChangeAspect="1"/>
                           </pic:cNvPicPr>
                         </pic:nvPicPr>
                         <pic:blipFill>
-                          <a:blip r:embed="rId20"/>
+                          <a:blip r:embed="rId21"/>
                           <a:stretch>
                             <a:fillRect/>
                           </a:stretch>
@@ -3179,13 +3224,85 @@
               <w:t xml:space="preserve">The red line marks the observed mean.</w:t>
             </w:r>
           </w:p>
-          <w:bookmarkEnd w:id="23"/>
+          <w:bookmarkEnd w:id="24"/>
         </w:tc>
       </w:tr>
     </w:tbl>
-    <w:bookmarkEnd w:id="24"/>
     <w:bookmarkEnd w:id="25"/>
-    <w:bookmarkStart w:id="43" w:name="sec-bootstrap-methods"/>
+    <w:p>
+      <w:pPr>
+        <w:pStyle w:val="Compact"/>
+        <w:numPr>
+          <w:ilvl w:val="0"/>
+          <w:numId w:val="1002"/>
+        </w:numPr>
+      </w:pPr>
+      <w:r>
+        <w:t xml:space="preserve">Hogg et al. (2019, sec. 7.7, pp. 353–360)</w:t>
+      </w:r>
+      <w:r>
+        <w:t xml:space="preserve"> </w:t>
+      </w:r>
+      <w:r>
+        <w:t xml:space="preserve">covers resampling methods.</w:t>
+      </w:r>
+    </w:p>
+    <w:p>
+      <w:pPr>
+        <w:pStyle w:val="Compact"/>
+        <w:numPr>
+          <w:ilvl w:val="0"/>
+          <w:numId w:val="1002"/>
+        </w:numPr>
+      </w:pPr>
+      <w:r>
+        <w:t xml:space="preserve">Casella and Berger (2002, sec. 10.1.4, pp. 478–480)</w:t>
+      </w:r>
+      <w:r>
+        <w:t xml:space="preserve"> </w:t>
+      </w:r>
+      <w:r>
+        <w:t xml:space="preserve">covers bootstrap standard errors.</w:t>
+      </w:r>
+    </w:p>
+    <w:p>
+      <w:pPr>
+        <w:pStyle w:val="Compact"/>
+        <w:numPr>
+          <w:ilvl w:val="0"/>
+          <w:numId w:val="1002"/>
+        </w:numPr>
+      </w:pPr>
+      <w:r>
+        <w:t xml:space="preserve">Rice (2007, sec. 10.4.6, pp. 399–400)</w:t>
+      </w:r>
+      <w:r>
+        <w:t xml:space="preserve"> </w:t>
+      </w:r>
+      <w:r>
+        <w:t xml:space="preserve">covers variability of location estimates by the bootstrap.</w:t>
+      </w:r>
+    </w:p>
+    <w:p>
+      <w:pPr>
+        <w:pStyle w:val="Compact"/>
+        <w:numPr>
+          <w:ilvl w:val="0"/>
+          <w:numId w:val="1002"/>
+        </w:numPr>
+      </w:pPr>
+      <w:r>
+        <w:t xml:space="preserve">Rice (2007, sec. 14.6, pp. 585–586)</w:t>
+      </w:r>
+      <w:r>
+        <w:t xml:space="preserve"> </w:t>
+      </w:r>
+      <w:r>
+        <w:t xml:space="preserve">covers conditional inference, unconditional inference and the bootstrap.</w:t>
+      </w:r>
+    </w:p>
+    <w:bookmarkEnd w:id="26"/>
+    <w:bookmarkStart w:id="44" w:name="sec-bootstrap-methods"/>
     <w:p>
       <w:pPr>
         <w:pStyle w:val="Heading3"/>
@@ -3277,7 +3394,7 @@
       <w:r>
         <w:t xml:space="preserve"> </w:t>
       </w:r>
-      <w:hyperlink r:id="rId26">
+      <w:hyperlink r:id="rId27">
         <w:r>
           <w:rPr>
             <w:rStyle w:val="Hyperlink"/>
@@ -3355,7 +3472,7 @@
         <w:t xml:space="preserve">is its CDF.</w:t>
       </w:r>
     </w:p>
-    <w:bookmarkStart w:id="30" w:name="sec-bootstrap-normal"/>
+    <w:bookmarkStart w:id="31" w:name="sec-bootstrap-normal"/>
     <w:p>
       <w:pPr>
         <w:pStyle w:val="Heading4"/>
@@ -3364,7 +3481,7 @@
         <w:t xml:space="preserve">2.3.1 Normal approximation</w:t>
       </w:r>
     </w:p>
-    <w:bookmarkStart w:id="27" w:name="def-bootstrap-ci-normal"/>
+    <w:bookmarkStart w:id="28" w:name="def-bootstrap-ci-normal"/>
     <w:p>
       <w:pPr>
         <w:pStyle w:val="FirstParagraph"/>
@@ -3556,8 +3673,8 @@
         <w:t xml:space="preserve">).</w:t>
       </w:r>
     </w:p>
-    <w:bookmarkEnd w:id="27"/>
-    <w:bookmarkStart w:id="28" w:name="rem-bootstrap-ci-normal-assumptions"/>
+    <w:bookmarkEnd w:id="28"/>
+    <w:bookmarkStart w:id="29" w:name="rem-bootstrap-ci-normal-assumptions"/>
     <w:p>
       <w:pPr>
         <w:pStyle w:val="BodyText"/>
@@ -3573,7 +3690,24 @@
         <w:t xml:space="preserve"> (When the normal bootstrap interval is reliable). </w:t>
       </w:r>
       <w:r>
-        <w:t xml:space="preserve">This interval assumes that the sampling distribution of</w:t>
+        <w:t xml:space="preserve">This interval assumes that the</w:t>
+      </w:r>
+      <w:r>
+        <w:t xml:space="preserve"> </w:t>
+      </w:r>
+      <w:hyperlink r:id="rId9">
+        <w:r>
+          <w:rPr>
+            <w:rStyle w:val="Hyperlink"/>
+          </w:rPr>
+          <w:t xml:space="preserve">sampling distribution</w:t>
+        </w:r>
+      </w:hyperlink>
+      <w:r>
+        <w:t xml:space="preserve"> </w:t>
+      </w:r>
+      <w:r>
+        <w:t xml:space="preserve">of</w:t>
       </w:r>
       <w:r>
         <w:t xml:space="preserve"> </w:t>
@@ -3641,8 +3775,8 @@
         <w:t xml:space="preserve">.</w:t>
       </w:r>
     </w:p>
-    <w:bookmarkEnd w:id="28"/>
-    <w:bookmarkStart w:id="29" w:name="exm-bootstrap-normal-toy"/>
+    <w:bookmarkEnd w:id="29"/>
+    <w:bookmarkStart w:id="30" w:name="exm-bootstrap-normal-toy"/>
     <w:p>
       <w:pPr>
         <w:pStyle w:val="BodyText"/>
@@ -3874,9 +4008,9 @@
         <w:t xml:space="preserve">#&gt;  96.9795 110.6205</w:t>
       </w:r>
     </w:p>
-    <w:bookmarkEnd w:id="29"/>
     <w:bookmarkEnd w:id="30"/>
-    <w:bookmarkStart w:id="34" w:name="sec-bootstrap-percentile"/>
+    <w:bookmarkEnd w:id="31"/>
+    <w:bookmarkStart w:id="35" w:name="sec-bootstrap-percentile"/>
     <w:p>
       <w:pPr>
         <w:pStyle w:val="Heading4"/>
@@ -3885,7 +4019,7 @@
         <w:t xml:space="preserve">2.3.2 Percentile method</w:t>
       </w:r>
     </w:p>
-    <w:bookmarkStart w:id="31" w:name="def-bootstrap-ci-percentile"/>
+    <w:bookmarkStart w:id="32" w:name="def-bootstrap-ci-percentile"/>
     <w:p>
       <w:pPr>
         <w:pStyle w:val="FirstParagraph"/>
@@ -4081,8 +4215,8 @@
         <w:t xml:space="preserve">).</w:t>
       </w:r>
     </w:p>
-    <w:bookmarkEnd w:id="31"/>
-    <w:bookmarkStart w:id="32" w:name="rem-bootstrap-replicates"/>
+    <w:bookmarkEnd w:id="32"/>
+    <w:bookmarkStart w:id="33" w:name="rem-bootstrap-replicates"/>
     <w:p>
       <w:pPr>
         <w:pStyle w:val="BodyText"/>
@@ -4178,8 +4312,8 @@
         <w:t xml:space="preserve">is a common choice.</w:t>
       </w:r>
     </w:p>
-    <w:bookmarkEnd w:id="32"/>
-    <w:bookmarkStart w:id="33" w:name="exm-bootstrap-percentile-toy"/>
+    <w:bookmarkEnd w:id="33"/>
+    <w:bookmarkStart w:id="34" w:name="exm-bootstrap-percentile-toy"/>
     <w:p>
       <w:pPr>
         <w:pStyle w:val="BodyText"/>
@@ -4306,9 +4440,9 @@
         <w:t xml:space="preserve">#&gt;  96.5 110.4</w:t>
       </w:r>
     </w:p>
-    <w:bookmarkEnd w:id="33"/>
     <w:bookmarkEnd w:id="34"/>
-    <w:bookmarkStart w:id="42" w:name="sec-bootstrap-bca"/>
+    <w:bookmarkEnd w:id="35"/>
+    <w:bookmarkStart w:id="43" w:name="sec-bootstrap-bca"/>
     <w:p>
       <w:pPr>
         <w:pStyle w:val="Heading4"/>
@@ -4317,7 +4451,7 @@
         <w:t xml:space="preserve">2.3.3 Bias-corrected and accelerated method</w:t>
       </w:r>
     </w:p>
-    <w:bookmarkStart w:id="35" w:name="def-bca-bias-correction"/>
+    <w:bookmarkStart w:id="36" w:name="def-bca-bias-correction"/>
     <w:p>
       <w:pPr>
         <w:pStyle w:val="FirstParagraph"/>
@@ -4663,8 +4797,8 @@
         <w:t xml:space="preserve">is the standard Gaussian CDF.</w:t>
       </w:r>
     </w:p>
-    <w:bookmarkEnd w:id="35"/>
-    <w:bookmarkStart w:id="36" w:name="exm-bca-bias-correction"/>
+    <w:bookmarkEnd w:id="36"/>
+    <w:bookmarkStart w:id="37" w:name="exm-bca-bias-correction"/>
     <w:p>
       <w:pPr>
         <w:pStyle w:val="BodyText"/>
@@ -4929,8 +5063,8 @@
         </m:oMath>
       </m:oMathPara>
     </w:p>
-    <w:bookmarkEnd w:id="36"/>
-    <w:bookmarkStart w:id="37" w:name="def-bca-acceleration"/>
+    <w:bookmarkEnd w:id="37"/>
+    <w:bookmarkStart w:id="38" w:name="def-bca-acceleration"/>
     <w:p>
       <w:pPr>
         <w:pStyle w:val="FirstParagraph"/>
@@ -5509,8 +5643,8 @@
         </m:oMath>
       </m:oMathPara>
     </w:p>
-    <w:bookmarkEnd w:id="37"/>
-    <w:bookmarkStart w:id="38" w:name="exm-bca-acceleration"/>
+    <w:bookmarkEnd w:id="38"/>
+    <w:bookmarkStart w:id="39" w:name="exm-bca-acceleration"/>
     <w:p>
       <w:pPr>
         <w:pStyle w:val="FirstParagraph"/>
@@ -5811,8 +5945,8 @@
         </m:oMath>
       </m:oMathPara>
     </w:p>
-    <w:bookmarkEnd w:id="38"/>
-    <w:bookmarkStart w:id="39" w:name="def-bootstrap-ci-bca"/>
+    <w:bookmarkEnd w:id="39"/>
+    <w:bookmarkStart w:id="40" w:name="def-bootstrap-ci-bca"/>
     <w:p>
       <w:pPr>
         <w:pStyle w:val="FirstParagraph"/>
@@ -6307,8 +6441,8 @@
         <w:t xml:space="preserve">.</w:t>
       </w:r>
     </w:p>
-    <w:bookmarkEnd w:id="39"/>
-    <w:bookmarkStart w:id="40" w:name="rem-bca-interval-correction"/>
+    <w:bookmarkEnd w:id="40"/>
+    <w:bookmarkStart w:id="41" w:name="rem-bca-interval-correction"/>
     <w:p>
       <w:pPr>
         <w:pStyle w:val="BodyText"/>
@@ -6535,8 +6669,8 @@
         <w:t xml:space="preserve">to correct for both.</w:t>
       </w:r>
     </w:p>
-    <w:bookmarkEnd w:id="40"/>
-    <w:bookmarkStart w:id="41" w:name="exm-bootstrap-bca-toy"/>
+    <w:bookmarkEnd w:id="41"/>
+    <w:bookmarkStart w:id="42" w:name="exm-bootstrap-bca-toy"/>
     <w:p>
       <w:pPr>
         <w:pStyle w:val="BodyText"/>
@@ -7390,10 +7524,10 @@
         <w:t xml:space="preserve">.</w:t>
       </w:r>
     </w:p>
-    <w:bookmarkEnd w:id="41"/>
     <w:bookmarkEnd w:id="42"/>
     <w:bookmarkEnd w:id="43"/>
-    <w:bookmarkStart w:id="44" w:name="sec-bootstrap-R"/>
+    <w:bookmarkEnd w:id="44"/>
+    <w:bookmarkStart w:id="45" w:name="sec-bootstrap-R"/>
     <w:p>
       <w:pPr>
         <w:pStyle w:val="Heading3"/>
@@ -7508,7 +7642,7 @@
         <w:pStyle w:val="Compact"/>
         <w:numPr>
           <w:ilvl w:val="0"/>
-          <w:numId w:val="1002"/>
+          <w:numId w:val="1003"/>
         </w:numPr>
       </w:pPr>
       <w:r>
@@ -7687,7 +7821,7 @@
         <w:pStyle w:val="Compact"/>
         <w:numPr>
           <w:ilvl w:val="0"/>
-          <w:numId w:val="1002"/>
+          <w:numId w:val="1003"/>
         </w:numPr>
       </w:pPr>
       <w:r>
@@ -7718,8 +7852,8 @@
         <w:t xml:space="preserve">.</w:t>
       </w:r>
     </w:p>
-    <w:bookmarkEnd w:id="44"/>
-    <w:bookmarkStart w:id="47" w:name="sec-bootstrap-hers"/>
+    <w:bookmarkEnd w:id="45"/>
+    <w:bookmarkStart w:id="48" w:name="sec-bootstrap-hers"/>
     <w:p>
       <w:pPr>
         <w:pStyle w:val="Heading3"/>
@@ -7728,7 +7862,7 @@
         <w:t xml:space="preserve">2.5 Example: slope of SBP on age in HERS</w:t>
       </w:r>
     </w:p>
-    <w:bookmarkStart w:id="46" w:name="exm-hers-bootstrap"/>
+    <w:bookmarkStart w:id="47" w:name="exm-hers-bootstrap"/>
     <w:p>
       <w:pPr>
         <w:pStyle w:val="FirstParagraph"/>
@@ -7773,7 +7907,7 @@
       <w:r>
         <w:t xml:space="preserve"> </w:t>
       </w:r>
-      <w:hyperlink r:id="rId45">
+      <w:hyperlink r:id="rId46">
         <w:r>
           <w:rPr>
             <w:rStyle w:val="Hyperlink"/>
@@ -8852,10 +8986,10 @@
         <w:t xml:space="preserve">.</w:t>
       </w:r>
     </w:p>
-    <w:bookmarkEnd w:id="46"/>
     <w:bookmarkEnd w:id="47"/>
     <w:bookmarkEnd w:id="48"/>
-    <w:bookmarkStart w:id="58" w:name="references"/>
+    <w:bookmarkEnd w:id="49"/>
+    <w:bookmarkStart w:id="63" w:name="references"/>
     <w:p>
       <w:pPr>
         <w:pStyle w:val="Heading2"/>
@@ -8864,14 +8998,14 @@
         <w:t xml:space="preserve">References</w:t>
       </w:r>
     </w:p>
-    <w:bookmarkStart w:id="57" w:name="refs"/>
-    <w:bookmarkStart w:id="50" w:name="ref-davison1997bootstrap"/>
+    <w:bookmarkStart w:id="62" w:name="refs"/>
+    <w:bookmarkStart w:id="51" w:name="ref-CaseBerg01"/>
     <w:p>
       <w:pPr>
         <w:pStyle w:val="Bibliography"/>
       </w:pPr>
       <w:r>
-        <w:t xml:space="preserve">Davison, Anthony C., and David V. Hinkley. 1997.</w:t>
+        <w:t xml:space="preserve">Casella, George, and Roger Berger. 2002.</w:t>
       </w:r>
       <w:r>
         <w:t xml:space="preserve"> </w:t>
@@ -8881,6 +9015,43 @@
           <w:i/>
           <w:iCs/>
         </w:rPr>
+        <w:t xml:space="preserve">Statistical Inference</w:t>
+      </w:r>
+      <w:r>
+        <w:t xml:space="preserve">. 2nd ed. Cengage Learning.</w:t>
+      </w:r>
+      <w:r>
+        <w:t xml:space="preserve"> </w:t>
+      </w:r>
+      <w:hyperlink r:id="rId50">
+        <w:r>
+          <w:rPr>
+            <w:rStyle w:val="Hyperlink"/>
+          </w:rPr>
+          <w:t xml:space="preserve">https://www.cengage.com/c/statistical-inference-2e-casella-berger/9780534243128/</w:t>
+        </w:r>
+      </w:hyperlink>
+      <w:r>
+        <w:t xml:space="preserve">.</w:t>
+      </w:r>
+    </w:p>
+    <w:bookmarkEnd w:id="51"/>
+    <w:bookmarkStart w:id="53" w:name="ref-davison1997bootstrap"/>
+    <w:p>
+      <w:pPr>
+        <w:pStyle w:val="Bibliography"/>
+      </w:pPr>
+      <w:r>
+        <w:t xml:space="preserve">Davison, Anthony C., and David V. Hinkley. 1997.</w:t>
+      </w:r>
+      <w:r>
+        <w:t xml:space="preserve"> </w:t>
+      </w:r>
+      <w:r>
+        <w:rPr>
+          <w:i/>
+          <w:iCs/>
+        </w:rPr>
         <w:t xml:space="preserve">Bootstrap Methods and Their Application</w:t>
       </w:r>
       <w:r>
@@ -8889,7 +9060,7 @@
       <w:r>
         <w:t xml:space="preserve"> </w:t>
       </w:r>
-      <w:hyperlink r:id="rId49">
+      <w:hyperlink r:id="rId52">
         <w:r>
           <w:rPr>
             <w:rStyle w:val="Hyperlink"/>
@@ -8901,8 +9072,8 @@
         <w:t xml:space="preserve">.</w:t>
       </w:r>
     </w:p>
-    <w:bookmarkEnd w:id="50"/>
-    <w:bookmarkStart w:id="52" w:name="ref-efron1979bootstrap"/>
+    <w:bookmarkEnd w:id="53"/>
+    <w:bookmarkStart w:id="55" w:name="ref-efron1979bootstrap"/>
     <w:p>
       <w:pPr>
         <w:pStyle w:val="Bibliography"/>
@@ -8935,7 +9106,7 @@
       <w:r>
         <w:t xml:space="preserve"> </w:t>
       </w:r>
-      <w:hyperlink r:id="rId51">
+      <w:hyperlink r:id="rId54">
         <w:r>
           <w:rPr>
             <w:rStyle w:val="Hyperlink"/>
@@ -8947,8 +9118,8 @@
         <w:t xml:space="preserve">.</w:t>
       </w:r>
     </w:p>
-    <w:bookmarkEnd w:id="52"/>
-    <w:bookmarkStart w:id="54" w:name="ref-efron1993introduction"/>
+    <w:bookmarkEnd w:id="55"/>
+    <w:bookmarkStart w:id="57" w:name="ref-efron1993introduction"/>
     <w:p>
       <w:pPr>
         <w:pStyle w:val="Bibliography"/>
@@ -8972,7 +9143,7 @@
       <w:r>
         <w:t xml:space="preserve"> </w:t>
       </w:r>
-      <w:hyperlink r:id="rId53">
+      <w:hyperlink r:id="rId56">
         <w:r>
           <w:rPr>
             <w:rStyle w:val="Hyperlink"/>
@@ -8984,14 +9155,14 @@
         <w:t xml:space="preserve">.</w:t>
       </w:r>
     </w:p>
-    <w:bookmarkEnd w:id="54"/>
-    <w:bookmarkStart w:id="56" w:name="ref-vittinghoff2e"/>
+    <w:bookmarkEnd w:id="57"/>
+    <w:bookmarkStart w:id="58" w:name="ref-hoggtanis2015"/>
     <w:p>
       <w:pPr>
         <w:pStyle w:val="Bibliography"/>
       </w:pPr>
       <w:r>
-        <w:t xml:space="preserve">Vittinghoff, Eric, David V Glidden, Stephen C Shiboski, and Charles E McCulloch. 2012.</w:t>
+        <w:t xml:space="preserve">Hogg, Robert V., Elliot A. Tanis, and Dale L. Zimmerman. 2019.</w:t>
       </w:r>
       <w:r>
         <w:t xml:space="preserve"> </w:t>
@@ -9001,6 +9172,52 @@
           <w:i/>
           <w:iCs/>
         </w:rPr>
+        <w:t xml:space="preserve">Probability and Statistical Inference</w:t>
+      </w:r>
+      <w:r>
+        <w:t xml:space="preserve">. Tenth edition. Pearson.</w:t>
+      </w:r>
+    </w:p>
+    <w:bookmarkEnd w:id="58"/>
+    <w:bookmarkStart w:id="59" w:name="ref-rice2007mathematical"/>
+    <w:p>
+      <w:pPr>
+        <w:pStyle w:val="Bibliography"/>
+      </w:pPr>
+      <w:r>
+        <w:t xml:space="preserve">Rice, John A. 2007.</w:t>
+      </w:r>
+      <w:r>
+        <w:t xml:space="preserve"> </w:t>
+      </w:r>
+      <w:r>
+        <w:rPr>
+          <w:i/>
+          <w:iCs/>
+        </w:rPr>
+        <w:t xml:space="preserve">Mathematical Statistics and Data Analysis</w:t>
+      </w:r>
+      <w:r>
+        <w:t xml:space="preserve">. 3rd ed. Cengage Learning.</w:t>
+      </w:r>
+    </w:p>
+    <w:bookmarkEnd w:id="59"/>
+    <w:bookmarkStart w:id="61" w:name="ref-vittinghoff2e"/>
+    <w:p>
+      <w:pPr>
+        <w:pStyle w:val="Bibliography"/>
+      </w:pPr>
+      <w:r>
+        <w:t xml:space="preserve">Vittinghoff, Eric, David V Glidden, Stephen C Shiboski, and Charles E McCulloch. 2012.</w:t>
+      </w:r>
+      <w:r>
+        <w:t xml:space="preserve"> </w:t>
+      </w:r>
+      <w:r>
+        <w:rPr>
+          <w:i/>
+          <w:iCs/>
+        </w:rPr>
         <w:t xml:space="preserve">Regression Methods in Biostatistics: Linear, Logistic, Survival, and Repeated Measures Models</w:t>
       </w:r>
       <w:r>
@@ -9009,7 +9226,7 @@
       <w:r>
         <w:t xml:space="preserve"> </w:t>
       </w:r>
-      <w:hyperlink r:id="rId55">
+      <w:hyperlink r:id="rId60">
         <w:r>
           <w:rPr>
             <w:rStyle w:val="Hyperlink"/>
@@ -9021,9 +9238,9 @@
         <w:t xml:space="preserve">.</w:t>
       </w:r>
     </w:p>
-    <w:bookmarkEnd w:id="56"/>
-    <w:bookmarkEnd w:id="57"/>
-    <w:bookmarkEnd w:id="58"/>
+    <w:bookmarkEnd w:id="61"/>
+    <w:bookmarkEnd w:id="62"/>
+    <w:bookmarkEnd w:id="63"/>
     <w:sectPr>
       <w:footnotePr>
         <w:numRestart w:val="eachSect"/>
@@ -9244,6 +9461,9 @@
     <w:abstractNumId w:val="991"/>
   </w:num>
   <w:num w:numId="1002">
+    <w:abstractNumId w:val="991"/>
+  </w:num>
+  <w:num w:numId="1003">
     <w:abstractNumId w:val="991"/>
   </w:num>
 </w:numbering>
